--- a/data/memos/jll_ipt_decision_memo.docx
+++ b/data/memos/jll_ipt_decision_memo.docx
@@ -106,7 +106,13 @@
           </w:tcPr>
           <w:p>
             <w:r>
-              <w:t>No cells evaluated yet — pending extraction.</w:t>
+              <w:t>1.1: PARTIAL: no printed multi-year per-class return series exists in the FY2025 10-K. What IS printed: (a) FY2025 calendar-year net total returns 3.0%-3.8% range across classes, including ~$0.63/share cash distributions, les</w:t>
+              <w:br/>
+              <w:t>1.2: PARTIAL: primary class Class M-I (the performance-graph class, no servicing fee); basis: NAV-based net total return 'post leverage and fees', distributions included. Printed points: FY2025 all-classes calendar return ran</w:t>
+              <w:br/>
+              <w:t xml:space="preserve">1.3: PARTIAL: no gross-of-fees return series is printed; every printed return is net (performance graph caption: Class M-I 'post leverage and fees'; MD&amp;A returns 'less share class-specific fees'). Printed fee-drag components </w:t>
+              <w:br/>
+              <w:t>1.4: FY2025 gross dividends declared and paid $0.63/share ($0.1575/quarter); FY2024 declared $0.6175; FY2023 $0.58. Per-class amounts paid net of servicing fees, FY2025: Class A $0.53147, M $0.59543, A-I $0.59525, M-I $0.6300</w:t>
             </w:r>
           </w:p>
         </w:tc>
@@ -128,7 +134,13 @@
           </w:tcPr>
           <w:p>
             <w:r>
-              <w:t>No cells evaluated yet — pending extraction.</w:t>
+              <w:t xml:space="preserve">2.1: RATE: 1.25% per annum, fixed. BASE: Company NAV, calculated DAILY (payable to Advisor LaSalle under the Advisory Agreement). Temporary waiver: from 2025-10-07 through 2026-12-31 only, Advisor waives 20% of the fixed fee </w:t>
+              <w:br/>
+              <w:t>2.2: Incentive terms EXIST: performance fee = 10% of the total return of each share class (or OP Unit class) in excess of 7% per annum, calculated separately per class per calendar year. Accrued when class total return per sh</w:t>
+              <w:br/>
+              <w:t>2.3: None exists structurally: '34 Act 10-K REIT wrapper - no 1940-Act fee table and no financial-highlights expense-ratio line ('expense ratio' = zero hits across stripped 10-K/10-Q/424B3, searched 2026-08-15). Printed fee s</w:t>
+              <w:br/>
+              <w:t xml:space="preserve">2.4: Not applicable - none exists: JLL IPT is a 10-K filer (non-'40-Act REIT) with no 1940-Act fee table; no 'Acquired Fund Fees and Expenses' line exists or can ('acquired fund' = zero hits in stripped 10-K, 10-Q and 424B3, </w:t>
             </w:r>
           </w:p>
         </w:tc>
@@ -150,7 +162,13 @@
           </w:tcPr>
           <w:p>
             <w:r>
-              <w:t>No cells evaluated yet — pending extraction.</w:t>
+              <w:t>3.1: CADENCE: DAILY - stockholders may request repurchase of all or part of their shares any day at that day's NAV per share (plan first announced 2011; contrast monthly/quarterly windows at BREIT/SREIT). CAP: 5% of the combi</w:t>
+              <w:br/>
+              <w:t>3.2: Price = NAV per share of the class on the DATE OF REPURCHASE (not purchase price, not prior-month NAV). Discretion: not obligated to repurchase; may honor some, all or none of requests; board may modify or suspend the pl</w:t>
+              <w:br/>
+              <w:t>3.3: UNBROKEN fulfillment record as disclosed: never deferred nor rejected a repurchase request through 2025-12-31 (10-K), and 100% honored in every later printed period (10-Q). Detail: Q4-2025 fulfilled 100% - 8,861,675 shar</w:t>
+              <w:br/>
+              <w:t>3.4: Underlying assets are illiquid direct real estate: 'The vast majority of our assets consist of properties that cannot generally be liquidated quickly.' Liquid resources printed: 2025-12-31 &gt;$103,000K total cash on hand +</w:t>
             </w:r>
           </w:p>
         </w:tc>
@@ -172,7 +190,13 @@
           </w:tcPr>
           <w:p>
             <w:r>
-              <w:t>No cells evaluated yet — pending extraction.</w:t>
+              <w:t>4.1: NAV FREQUENCY: DAILY - struck at the end of each day the NYSE is open; 'externally advised, daily valued perpetual life REIT' (the cohort's daily-NAV cadence contrast to BREIT/SREIT monthly). Calculation: performed by AL</w:t>
+              <w:br/>
+              <w:t xml:space="preserve">4.2: GAAP fair-value hierarchy appears only for specific items (real estate itself is at historical cost under GAAP; the daily NAV fair-value process is separate and 'not subject to GAAP or independent audit'). Printed Level </w:t>
+              <w:br/>
+              <w:t>4.3: Independent valuation advisor: SitusAMC Real Estate Valuation Services, LLC - selected by the Advisor, approved by the board including a majority of independent directors; founded 1931; NOT affiliated with the Company or</w:t>
+              <w:br/>
+              <w:t>4.4: By asset type (Item 5 valuation guidelines): wholly owned properties - quarterly independent appraisal, income approach (DCF) primary with sales-comparison and replacement-cost alternatives, free-and-clear basis excludin</w:t>
             </w:r>
           </w:p>
         </w:tc>
@@ -194,7 +218,9 @@
           </w:tcPr>
           <w:p>
             <w:r>
-              <w:t>No cells evaluated yet — pending extraction.</w:t>
+              <w:t>5.1: Self-declared benchmark EXISTS: NFI-ODCE (NCREIF Fund Index - Open-End Diversified Core Equity) - endorsed in the Item 5 performance graph comparing Class M-I (post leverage and fees) against the S&amp;P 500 and ODCE, $100 i</w:t>
+              <w:br/>
+              <w:t>5.4: Peer cohort nontraded_reit (n=3): members, rationales, stats, composite (or its documented refusal) and caveat block in the cohort artifact; exclusions in data/roster_decisions.md.</w:t>
             </w:r>
           </w:p>
         </w:tc>
@@ -216,7 +242,13 @@
           </w:tcPr>
           <w:p>
             <w:r>
-              <w:t>No cells evaluated yet — pending extraction.</w:t>
+              <w:t>6.1: Maryland corporation (inc. 2004-05-28), externally advised daily-valued perpetual-life REIT (REIT-taxed since 2004). UPREIT: substantially all assets held through JLLIPT Holdings, LP (Delaware; the 'operating partnership</w:t>
+              <w:br/>
+              <w:t>6.2: Core diversified US direct real estate: 'well-located, well-leased properties within the healthcare, industrial, residential, retail and other sectors' plus, to a lesser degree, real-estate-related assets (mortgage loans</w:t>
+              <w:br/>
+              <w:t>6.3: Printed conflicts web (all-affiliate stack): (1) Advisor LaSalle is paid on NAV it is ultimately responsible for calculating (fee-on-NAV conflict, quoted); (2) class-level performance fee can reward the Advisor on one cl</w:t>
+              <w:br/>
+              <w:t>6.5: Advisor: LaSalle Investment Management, Inc. (wholly owned subsidiary of Sponsor JLL, NYSE: JLL). Dealer Manager (public offerings + DST Program): LaSalle Investment Management Distributors, LLC (Advisor affiliate). Dail</w:t>
             </w:r>
           </w:p>
         </w:tc>
@@ -245,7 +277,7 @@
     </w:p>
     <w:p>
       <w:r>
-        <w:t>Every populated cell carries its source document, section, quote, extractor and verifier in data/evidence/. Current cell status for this product: pending: 54. Cells marked extracted-unverified or computed await independent verification; verified cells have been independently re-checked.</w:t>
+        <w:t>Every populated cell carries its source document, section, quote, extractor and verifier in data/evidence/. Current cell status for this product: computed: 4, extracted: 24, fetched: 1, n/a: 21, partial: 4. Cells marked extracted-unverified or computed await independent verification; verified cells have been independently re-checked.</w:t>
       </w:r>
     </w:p>
     <w:p>

--- a/data/memos/jll_ipt_decision_memo.docx
+++ b/data/memos/jll_ipt_decision_memo.docx
@@ -265,6 +265,29 @@
     <w:p>
       <w:r>
         <w:t>Engine profile pending for this product — extraction depth required before selection.</w:t>
+      </w:r>
+    </w:p>
+    <w:p>
+      <w:pPr>
+        <w:pStyle w:val="Heading1"/>
+      </w:pPr>
+      <w:r>
+        <w:t>Peer cohort placement</w:t>
+      </w:r>
+    </w:p>
+    <w:p>
+      <w:r>
+        <w:t>Evidence depth tier: COHORT. Cohort: Non-traded NAV REITs (n=3). Membership rationale: Perpetual NAV REIT of older vintage - same wrapper class; NAV cadence and scale differences disclosed.</w:t>
+      </w:r>
+    </w:p>
+    <w:p>
+      <w:r>
+        <w:t>Cohort placement (nontraded_reit, R4 phrasing): mgmt fee: at the cohort median of 1.25 (n=3 — too small for percentile language) | expense ratio (bases differ - see notes): fact unavailable for this member | repurchase cap: above the cohort median of 3.5 (n=2 — too small for percentile language). Stats + caveats in the cohort artifact.</w:t>
+      </w:r>
+    </w:p>
+    <w:p>
+      <w:r>
+        <w:t>Cohort exclusion log: every candidate considered and not admitted is recorded with its reason in data/roster_decisions.md (rendered on the site's Cohorts view). Membership is an argued judgment, not a tag.</w:t>
       </w:r>
     </w:p>
     <w:p>

--- a/data/memos/jll_ipt_decision_memo.docx
+++ b/data/memos/jll_ipt_decision_memo.docx
@@ -23,7 +23,7 @@
         <w:br/>
       </w:r>
       <w:r>
-        <w:t>Date: 2026-08-15    Status: DRAFT — demo build; cells marked extracted-unverified pend independent verification.</w:t>
+        <w:t>Date: 2026-08-25    Status: DRAFT — demo build; cells marked extracted-unverified pend independent verification.</w:t>
       </w:r>
     </w:p>
     <w:p>
@@ -300,7 +300,7 @@
     </w:p>
     <w:p>
       <w:r>
-        <w:t>Every populated cell carries its source document, section, quote, extractor and verifier in data/evidence/. Current cell status for this product: computed: 4, extracted: 24, fetched: 1, n/a: 21, partial: 4. Cells marked extracted-unverified or computed await independent verification; verified cells have been independently re-checked.</w:t>
+        <w:t>Every populated cell carries its source document, section, quote, extractor and verifier in data/evidence/. Current cell status for this product: computed: 4, extracted: 24, fetched: 1, n/a: 21, partial: 4. Cells marked extracted-unverified or computed await independent verification; verified cells have been independently re-checked. Cells marked structured come directly from machine-readable regulatory data (N-CEN structured datasets, XBRL company facts) with the source dataset cited; no model judgment is involved.</w:t>
       </w:r>
     </w:p>
     <w:p>

--- a/data/memos/jll_ipt_decision_memo.docx
+++ b/data/memos/jll_ipt_decision_memo.docx
@@ -23,7 +23,7 @@
         <w:br/>
       </w:r>
       <w:r>
-        <w:t>Date: 2026-08-25    Status: DRAFT — demo build; cells marked extracted-unverified pend independent verification.</w:t>
+        <w:t>Date: 2026-09-04    Status: DRAFT — demo build; cells marked extracted-unverified pend independent verification.</w:t>
       </w:r>
     </w:p>
     <w:p>

--- a/data/memos/jll_ipt_decision_memo.docx
+++ b/data/memos/jll_ipt_decision_memo.docx
@@ -220,7 +220,7 @@
             <w:r>
               <w:t>5.1: Self-declared benchmark EXISTS: NFI-ODCE (NCREIF Fund Index - Open-End Diversified Core Equity) - endorsed in the Item 5 performance graph comparing Class M-I (post leverage and fees) against the S&amp;P 500 and ODCE, $100 i</w:t>
               <w:br/>
-              <w:t>5.4: Peer cohort nontraded_reit (n=3): members, rationales, stats, composite (or its documented refusal) and caveat block in the cohort artifact; exclusions in data/roster_decisions.md.</w:t>
+              <w:t>5.4: Peer cohort nontraded_reit (n=3: breit, sreit, jll_ipt). Equal-weight annual composite on printed fiscal-year returns for years with 2 or more reporting members: 2025 (n=2). Wrapper types in the cohort: nontraded_reit. C</w:t>
             </w:r>
           </w:p>
         </w:tc>

--- a/data/memos/jll_ipt_decision_memo.docx
+++ b/data/memos/jll_ipt_decision_memo.docx
@@ -282,7 +282,7 @@
     </w:p>
     <w:p>
       <w:r>
-        <w:t>Cohort placement (nontraded_reit, R4 phrasing): mgmt fee: at the cohort median of 1.25 (n=3 — too small for percentile language) | expense ratio (bases differ - see notes): fact unavailable for this member | repurchase cap: above the cohort median of 3.5 (n=2 — too small for percentile language). Stats + caveats in the cohort artifact.</w:t>
+        <w:t>Cohort placement (nontraded_reit, R4 phrasing): mgmt fee: at the cohort median of 1.25 (n=3, too small for percentile language) | expense ratio (bases differ, see notes): fact unavailable for this member | repurchase cap: above the cohort median of 3.5 (n=2, too small for percentile language). Stats and per-member values in data/cohorts/nontraded_reit.json, membership rationales in data/facts.</w:t>
       </w:r>
     </w:p>
     <w:p>

--- a/data/memos/jll_ipt_decision_memo.docx
+++ b/data/memos/jll_ipt_decision_memo.docx
@@ -7,7 +7,7 @@
         <w:pStyle w:val="Title"/>
       </w:pPr>
       <w:r>
-        <w:t>Designated Investment Alternative Evaluation — Decision Memo</w:t>
+        <w:t>Designated Investment Alternative Evaluation: Decision Memo</w:t>
       </w:r>
     </w:p>
     <w:p>
@@ -23,7 +23,7 @@
         <w:br/>
       </w:r>
       <w:r>
-        <w:t>Date: 2026-09-04    Status: DRAFT — demo build; cells marked extracted-unverified pend independent verification.</w:t>
+        <w:t>Date: 2026-09-04    Status: DRAFT (demo build). Cells marked extracted-unverified pend independent verification.</w:t>
       </w:r>
     </w:p>
     <w:p>
@@ -41,12 +41,12 @@
     </w:p>
     <w:p>
       <w:r>
-        <w:t>This memo documents an evaluation of the product below as a potential designated investment alternative (DIA) for the plan, structured on the six factors of the proposed rule: performance, fees and expenses, liquidity, valuation, performance benchmarks, and complexity. The proposed safe harbor attaches to a documented, objective, thorough and analytical process; this memo and its underlying evidence files constitute that record.</w:t>
+        <w:t>This memo documents an evaluation of the product below as a potential designated investment alternative (DIA) for the plan, structured on the six factors of the proposed rule: performance, fees and expenses, liquidity, valuation, performance benchmarks, and complexity. The proposed safe harbor attaches to a documented, objective, thorough and analytical process. This memo and its underlying evidence files constitute that record.</w:t>
       </w:r>
     </w:p>
     <w:p>
       <w:r>
-        <w:t>On benchmarks, the proposal requires comparison against a meaningful benchmark and acknowledges that no single benchmark is meaningful for every DIA; where none exists, the history of a similar type of investment may serve. The benchmark section below therefore documents the selection AND the rejections: every candidate considered, its score, and the true reason it was or was not chosen. Note: the pleading standard for benchmark-based claims is before the Supreme Court in Anderson v. Intel (argument expected October Term 2026); this memo's approach is designed to be defensible under either outcome.</w:t>
+        <w:t>On benchmarks, the proposal requires comparison against a meaningful benchmark and acknowledges that no single benchmark is meaningful for every DIA. Where none exists, the history of a similar type of investment may serve. The benchmark section below therefore documents the selection AND the rejections: every candidate considered, its score, and the true reason it was or was not chosen. Note: the pleading standard for benchmark-based claims is before the Supreme Court in Anderson v. Intel (argument expected October Term 2026). This memo's approach is designed to be defensible under either outcome.</w:t>
       </w:r>
     </w:p>
     <w:p>
@@ -96,7 +96,7 @@
           </w:tcPr>
           <w:p>
             <w:r>
-              <w:t>1 — Performance</w:t>
+              <w:t>1. Performance</w:t>
             </w:r>
           </w:p>
         </w:tc>
@@ -124,7 +124,7 @@
           </w:tcPr>
           <w:p>
             <w:r>
-              <w:t>2 — Fees</w:t>
+              <w:t>2. Fees</w:t>
             </w:r>
           </w:p>
         </w:tc>
@@ -152,7 +152,7 @@
           </w:tcPr>
           <w:p>
             <w:r>
-              <w:t>3 — Liquidity</w:t>
+              <w:t>3. Liquidity</w:t>
             </w:r>
           </w:p>
         </w:tc>
@@ -180,7 +180,7 @@
           </w:tcPr>
           <w:p>
             <w:r>
-              <w:t>4 — Valuation</w:t>
+              <w:t>4. Valuation</w:t>
             </w:r>
           </w:p>
         </w:tc>
@@ -208,7 +208,7 @@
           </w:tcPr>
           <w:p>
             <w:r>
-              <w:t>5 — Performance Benchmarks</w:t>
+              <w:t>5. Performance Benchmarks</w:t>
             </w:r>
           </w:p>
         </w:tc>
@@ -232,7 +232,7 @@
           </w:tcPr>
           <w:p>
             <w:r>
-              <w:t>6 — Complexity</w:t>
+              <w:t>6. Complexity</w:t>
             </w:r>
           </w:p>
         </w:tc>
@@ -264,7 +264,7 @@
     </w:p>
     <w:p>
       <w:r>
-        <w:t>Engine profile pending for this product — extraction depth required before selection.</w:t>
+        <w:t>Engine profile pending for this product: extraction depth required before selection.</w:t>
       </w:r>
     </w:p>
     <w:p>
@@ -277,7 +277,7 @@
     </w:p>
     <w:p>
       <w:r>
-        <w:t>Evidence depth tier: COHORT. Cohort: Non-traded NAV REITs (n=3). Membership rationale: Perpetual NAV REIT of older vintage - same wrapper class; NAV cadence and scale differences disclosed.</w:t>
+        <w:t>Evidence depth tier: COHORT. Cohort: Non-traded NAV REITs (n=3). Membership rationale: Perpetual NAV REIT of older vintage in the same wrapper class. NAV cadence and scale differences disclosed.</w:t>
       </w:r>
     </w:p>
     <w:p>
@@ -300,7 +300,7 @@
     </w:p>
     <w:p>
       <w:r>
-        <w:t>Every populated cell carries its source document, section, quote, extractor and verifier in data/evidence/. Current cell status for this product: computed: 4, extracted: 24, fetched: 1, n/a: 21, partial: 4. Cells marked extracted-unverified or computed await independent verification; verified cells have been independently re-checked. Cells marked structured come directly from machine-readable regulatory data (N-CEN structured datasets, XBRL company facts) with the source dataset cited; no model judgment is involved.</w:t>
+        <w:t>Every populated cell carries its source document, section, quote, extractor and verifier in data/evidence/. Current cell status for this product: computed: 4, extracted: 24, fetched: 1, n/a: 21, partial: 4. Cells marked extracted-unverified or computed await independent verification. Verified cells have been independently re-checked. Cells marked structured come directly from machine-readable regulatory data (N-CEN structured datasets, XBRL company facts) with the source dataset cited. No model judgment is involved.</w:t>
       </w:r>
     </w:p>
     <w:p>

--- a/data/memos/jll_ipt_decision_memo.docx
+++ b/data/memos/jll_ipt_decision_memo.docx
@@ -263,10 +263,227 @@
       </w:r>
     </w:p>
     <w:p>
+      <w:pPr>
+        <w:pStyle w:val="Heading2"/>
+      </w:pPr>
       <w:r>
-        <w:t>Engine profile pending for this product: extraction depth required before selection.</w:t>
+        <w:t>Primary: Listed REIT investable proxy (VNQ) (score 9/12)</w:t>
       </w:r>
     </w:p>
+    <w:p>
+      <w:r>
+        <w:t>Comparison not computable on held data: no computable fund return series on record: no multi-year per-class return series is printed: the FY2025 10-K gives net total return only as a 3.0% to 3.8% range across classes and an 8-quarter NAV path without distributions (cells 1.1 and 1.2). The candidate is scored on its own descriptors.</w:t>
+      </w:r>
+    </w:p>
+    <w:p>
+      <w:pPr>
+        <w:pStyle w:val="ListBullet"/>
+      </w:pPr>
+      <w:r>
+        <w:t>strategy_match 2/3: the public-market version of the asset class (listed reits for core nontraded re)</w:t>
+      </w:r>
+    </w:p>
+    <w:p>
+      <w:pPr>
+        <w:pStyle w:val="ListBullet"/>
+      </w:pPr>
+      <w:r>
+        <w:t>risk_liquidity_match 1/3: daily-liquid market proxy vs a semi-liquid NAV fund, vol and liquidity regimes differ</w:t>
+      </w:r>
+    </w:p>
+    <w:p>
+      <w:pPr>
+        <w:pStyle w:val="ListBullet"/>
+      </w:pPr>
+      <w:r>
+        <w:t>investability 2/2: computable on held data (daily series)</w:t>
+      </w:r>
+    </w:p>
+    <w:p>
+      <w:pPr>
+        <w:pStyle w:val="ListBullet"/>
+      </w:pPr>
+      <w:r>
+        <w:t>data_quality 2/2: daily series held</w:t>
+      </w:r>
+    </w:p>
+    <w:p>
+      <w:pPr>
+        <w:pStyle w:val="ListBullet"/>
+      </w:pPr>
+      <w:r>
+        <w:t>provider_independence 2/2: provider unaffiliated with the fund (Vanguard / MSCI US REIT)</w:t>
+      </w:r>
+    </w:p>
+    <w:p>
+      <w:pPr>
+        <w:pStyle w:val="Heading2"/>
+      </w:pPr>
+      <w:r>
+        <w:t>Secondary: NCREIF Fund Index - ODCE (private core RE) (score 7/12)</w:t>
+      </w:r>
+    </w:p>
+    <w:p>
+      <w:r>
+        <w:t>Comparison not computable on held data: no computable fund return series on record: no multi-year per-class return series is printed: the FY2025 10-K gives net total return only as a 3.0% to 3.8% range across classes and an 8-quarter NAV path without distributions (cells 1.1 and 1.2). The candidate is scored on its own descriptors.</w:t>
+      </w:r>
+    </w:p>
+    <w:p>
+      <w:pPr>
+        <w:pStyle w:val="ListBullet"/>
+      </w:pPr>
+      <w:r>
+        <w:t>strategy_match 3/3: a private real estate index for a core nontraded re fund</w:t>
+      </w:r>
+    </w:p>
+    <w:p>
+      <w:pPr>
+        <w:pStyle w:val="ListBullet"/>
+      </w:pPr>
+      <w:r>
+        <w:t>risk_liquidity_match 2/3: NAV-class series, quarterly observations vs the fund's annual return data and an index, not a fund set, so leverage regime is not comparable</w:t>
+      </w:r>
+    </w:p>
+    <w:p>
+      <w:pPr>
+        <w:pStyle w:val="ListBullet"/>
+      </w:pPr>
+      <w:r>
+        <w:t>investability 0/2: index cited, series not held, not computable</w:t>
+      </w:r>
+    </w:p>
+    <w:p>
+      <w:pPr>
+        <w:pStyle w:val="ListBullet"/>
+      </w:pPr>
+      <w:r>
+        <w:t>data_quality 0/2: cited, not computed</w:t>
+      </w:r>
+    </w:p>
+    <w:p>
+      <w:pPr>
+        <w:pStyle w:val="ListBullet"/>
+      </w:pPr>
+      <w:r>
+        <w:t>provider_independence 2/2: provider unaffiliated with the fund (NCREIF)</w:t>
+      </w:r>
+    </w:p>
+    <w:p>
+      <w:pPr>
+        <w:pStyle w:val="Heading2"/>
+      </w:pPr>
+      <w:r>
+        <w:t>Rejection log (candidates considered and not selected)</w:t>
+      </w:r>
+    </w:p>
+    <w:tbl>
+      <w:tblPr>
+        <w:tblStyle w:val="TableGrid"/>
+        <w:tblW w:type="auto" w:w="0"/>
+        <w:tblLook w:firstColumn="1" w:firstRow="1" w:lastColumn="0" w:lastRow="0" w:noHBand="0" w:noVBand="1" w:val="04A0"/>
+      </w:tblPr>
+      <w:tblGrid>
+        <w:gridCol w:w="3120"/>
+        <w:gridCol w:w="3120"/>
+        <w:gridCol w:w="3120"/>
+      </w:tblGrid>
+      <w:tr>
+        <w:tc>
+          <w:tcPr>
+            <w:tcW w:type="dxa" w:w="3456"/>
+          </w:tcPr>
+          <w:p>
+            <w:r>
+              <w:t>Candidate</w:t>
+            </w:r>
+          </w:p>
+        </w:tc>
+        <w:tc>
+          <w:tcPr>
+            <w:tcW w:type="dxa" w:w="1152"/>
+          </w:tcPr>
+          <w:p>
+            <w:r>
+              <w:t>Score</w:t>
+            </w:r>
+          </w:p>
+        </w:tc>
+        <w:tc>
+          <w:tcPr>
+            <w:tcW w:type="dxa" w:w="4752"/>
+          </w:tcPr>
+          <w:p>
+            <w:r>
+              <w:t>Reason</w:t>
+            </w:r>
+          </w:p>
+        </w:tc>
+      </w:tr>
+      <w:tr>
+        <w:tc>
+          <w:tcPr>
+            <w:tcW w:type="dxa" w:w="3456"/>
+          </w:tcPr>
+          <w:p>
+            <w:r>
+              <w:t>Cambridge Associates Real Estate benchmark</w:t>
+            </w:r>
+          </w:p>
+        </w:tc>
+        <w:tc>
+          <w:tcPr>
+            <w:tcW w:type="dxa" w:w="1152"/>
+          </w:tcPr>
+          <w:p>
+            <w:r>
+              <w:t>7/12</w:t>
+            </w:r>
+          </w:p>
+        </w:tc>
+        <w:tc>
+          <w:tcPr>
+            <w:tcW w:type="dxa" w:w="4752"/>
+          </w:tcPr>
+          <w:p>
+            <w:r>
+              <w:t>outranked: score 7/12 vs primary 9/12 and secondary 7/12 (only two slots). Retained in log as viable alternate</w:t>
+            </w:r>
+          </w:p>
+        </w:tc>
+      </w:tr>
+      <w:tr>
+        <w:tc>
+          <w:tcPr>
+            <w:tcW w:type="dxa" w:w="3456"/>
+          </w:tcPr>
+          <w:p>
+            <w:r>
+              <w:t>Peer cohort composite: nontraded_reit without jll_ipt (breit, sreit)</w:t>
+            </w:r>
+          </w:p>
+        </w:tc>
+        <w:tc>
+          <w:tcPr>
+            <w:tcW w:type="dxa" w:w="1152"/>
+          </w:tcPr>
+          <w:p>
+            <w:r>
+              <w:t>4/12</w:t>
+            </w:r>
+          </w:p>
+        </w:tc>
+        <w:tc>
+          <w:tcPr>
+            <w:tcW w:type="dxa" w:w="4752"/>
+          </w:tcPr>
+          <w:p>
+            <w:r>
+              <w:t>score 4/12 below primary threshold 7</w:t>
+            </w:r>
+          </w:p>
+        </w:tc>
+      </w:tr>
+    </w:tbl>
     <w:p>
       <w:pPr>
         <w:pStyle w:val="Heading1"/>

--- a/data/memos/jll_ipt_decision_memo.docx
+++ b/data/memos/jll_ipt_decision_memo.docx
@@ -499,7 +499,7 @@
     </w:p>
     <w:p>
       <w:r>
-        <w:t>Cohort placement (nontraded_reit, R4 phrasing): mgmt fee: at the cohort median of 1.25 (n=3, too small for percentile language) | expense ratio (bases differ, see notes): fact unavailable for this member | repurchase cap: above the cohort median of 3.5 (n=2, too small for percentile language). Stats and per-member values in data/cohorts/nontraded_reit.json, membership rationales in data/facts.</w:t>
+        <w:t>Cohort placement (nontraded_reit, R4 phrasing): mgmt fee: at the cohort median of 1.25 (n=3, too small for percentile language) | expense ratio (bases differ, see notes): fact unavailable for this member | repurchase cap: above the cohort median of 2 (n=3, too small for percentile language). Stats and per-member values in data/cohorts/nontraded_reit.json, membership rationales in data/facts.</w:t>
       </w:r>
     </w:p>
     <w:p>
